--- a/TRADIE Commodity Trading Ecosystem Presentation Guide for Google Notebook.docx
+++ b/TRADIE Commodity Trading Ecosystem Presentation Guide for Google Notebook.docx
@@ -24,7 +24,7 @@
     <w:p>
       <w:r>
         <w:pict w14:anchorId="1BC6CBD5">
-          <v:rect id="_x0000_i1025" style="width:0;height:1.5pt" o:hralign="center" o:hrstd="t" o:hr="t" fillcolor="#a0a0a0" stroked="f"/>
+          <v:rect id="_x0000_i1121" style="width:0;height:1.5pt" o:hralign="center" o:hrstd="t" o:hr="t" fillcolor="#a0a0a0" stroked="f"/>
         </w:pict>
       </w:r>
     </w:p>
@@ -223,7 +223,7 @@
     <w:p>
       <w:r>
         <w:pict w14:anchorId="34867622">
-          <v:rect id="_x0000_i1026" style="width:0;height:1.5pt" o:hralign="center" o:hrstd="t" o:hr="t" fillcolor="#a0a0a0" stroked="f"/>
+          <v:rect id="_x0000_i1122" style="width:0;height:1.5pt" o:hralign="center" o:hrstd="t" o:hr="t" fillcolor="#a0a0a0" stroked="f"/>
         </w:pict>
       </w:r>
     </w:p>
@@ -418,7 +418,7 @@
     <w:p>
       <w:r>
         <w:pict w14:anchorId="256EC255">
-          <v:rect id="_x0000_i1027" style="width:0;height:1.5pt" o:hralign="center" o:hrstd="t" o:hr="t" fillcolor="#a0a0a0" stroked="f"/>
+          <v:rect id="_x0000_i1123" style="width:0;height:1.5pt" o:hralign="center" o:hrstd="t" o:hr="t" fillcolor="#a0a0a0" stroked="f"/>
         </w:pict>
       </w:r>
     </w:p>
@@ -618,7 +618,7 @@
     <w:p>
       <w:r>
         <w:pict w14:anchorId="2521F166">
-          <v:rect id="_x0000_i1028" style="width:0;height:1.5pt" o:hralign="center" o:hrstd="t" o:hr="t" fillcolor="#a0a0a0" stroked="f"/>
+          <v:rect id="_x0000_i1124" style="width:0;height:1.5pt" o:hralign="center" o:hrstd="t" o:hr="t" fillcolor="#a0a0a0" stroked="f"/>
         </w:pict>
       </w:r>
     </w:p>
@@ -788,7 +788,7 @@
     <w:p>
       <w:r>
         <w:pict w14:anchorId="2236AA93">
-          <v:rect id="_x0000_i1029" style="width:0;height:1.5pt" o:hralign="center" o:hrstd="t" o:hr="t" fillcolor="#a0a0a0" stroked="f"/>
+          <v:rect id="_x0000_i1125" style="width:0;height:1.5pt" o:hralign="center" o:hrstd="t" o:hr="t" fillcolor="#a0a0a0" stroked="f"/>
         </w:pict>
       </w:r>
     </w:p>
@@ -946,7 +946,7 @@
     <w:p>
       <w:r>
         <w:pict w14:anchorId="263A9F0C">
-          <v:rect id="_x0000_i1030" style="width:0;height:1.5pt" o:hralign="center" o:hrstd="t" o:hr="t" fillcolor="#a0a0a0" stroked="f"/>
+          <v:rect id="_x0000_i1126" style="width:0;height:1.5pt" o:hralign="center" o:hrstd="t" o:hr="t" fillcolor="#a0a0a0" stroked="f"/>
         </w:pict>
       </w:r>
     </w:p>
@@ -1102,7 +1102,7 @@
     <w:p>
       <w:r>
         <w:pict w14:anchorId="31F45A70">
-          <v:rect id="_x0000_i1031" style="width:0;height:1.5pt" o:hralign="center" o:hrstd="t" o:hr="t" fillcolor="#a0a0a0" stroked="f"/>
+          <v:rect id="_x0000_i1127" style="width:0;height:1.5pt" o:hralign="center" o:hrstd="t" o:hr="t" fillcolor="#a0a0a0" stroked="f"/>
         </w:pict>
       </w:r>
     </w:p>
@@ -1237,7 +1237,7 @@
     <w:p>
       <w:r>
         <w:pict w14:anchorId="063E54AE">
-          <v:rect id="_x0000_i1032" style="width:0;height:1.5pt" o:hralign="center" o:hrstd="t" o:hr="t" fillcolor="#a0a0a0" stroked="f"/>
+          <v:rect id="_x0000_i1128" style="width:0;height:1.5pt" o:hralign="center" o:hrstd="t" o:hr="t" fillcolor="#a0a0a0" stroked="f"/>
         </w:pict>
       </w:r>
     </w:p>
@@ -1351,7 +1351,7 @@
     <w:p>
       <w:r>
         <w:pict w14:anchorId="20435075">
-          <v:rect id="_x0000_i1033" style="width:0;height:1.5pt" o:hralign="center" o:hrstd="t" o:hr="t" fillcolor="#a0a0a0" stroked="f"/>
+          <v:rect id="_x0000_i1129" style="width:0;height:1.5pt" o:hralign="center" o:hrstd="t" o:hr="t" fillcolor="#a0a0a0" stroked="f"/>
         </w:pict>
       </w:r>
     </w:p>
@@ -1464,7 +1464,7 @@
     <w:p>
       <w:r>
         <w:pict w14:anchorId="517269A7">
-          <v:rect id="_x0000_i1034" style="width:0;height:1.5pt" o:hralign="center" o:hrstd="t" o:hr="t" fillcolor="#a0a0a0" stroked="f"/>
+          <v:rect id="_x0000_i1130" style="width:0;height:1.5pt" o:hralign="center" o:hrstd="t" o:hr="t" fillcolor="#a0a0a0" stroked="f"/>
         </w:pict>
       </w:r>
     </w:p>
@@ -1589,7 +1589,7 @@
     <w:p>
       <w:r>
         <w:pict w14:anchorId="2D4BFAA5">
-          <v:rect id="_x0000_i1035" style="width:0;height:1.5pt" o:hralign="center" o:hrstd="t" o:hr="t" fillcolor="#a0a0a0" stroked="f"/>
+          <v:rect id="_x0000_i1131" style="width:0;height:1.5pt" o:hralign="center" o:hrstd="t" o:hr="t" fillcolor="#a0a0a0" stroked="f"/>
         </w:pict>
       </w:r>
     </w:p>
@@ -1691,7 +1691,7 @@
     <w:p>
       <w:r>
         <w:pict w14:anchorId="56DB50A6">
-          <v:rect id="_x0000_i1036" style="width:0;height:1.5pt" o:hralign="center" o:hrstd="t" o:hr="t" fillcolor="#a0a0a0" stroked="f"/>
+          <v:rect id="_x0000_i1132" style="width:0;height:1.5pt" o:hralign="center" o:hrstd="t" o:hr="t" fillcolor="#a0a0a0" stroked="f"/>
         </w:pict>
       </w:r>
     </w:p>
@@ -1770,7 +1770,7 @@
     <w:p>
       <w:r>
         <w:pict w14:anchorId="36B1DFCD">
-          <v:rect id="_x0000_i1037" style="width:0;height:1.5pt" o:hralign="center" o:hrstd="t" o:hr="t" fillcolor="#a0a0a0" stroked="f"/>
+          <v:rect id="_x0000_i1133" style="width:0;height:1.5pt" o:hralign="center" o:hrstd="t" o:hr="t" fillcolor="#a0a0a0" stroked="f"/>
         </w:pict>
       </w:r>
     </w:p>
@@ -1826,7 +1826,7 @@
     <w:p>
       <w:r>
         <w:pict w14:anchorId="60E379BD">
-          <v:rect id="_x0000_i1038" style="width:0;height:1.5pt" o:hralign="center" o:hrstd="t" o:hr="t" fillcolor="#a0a0a0" stroked="f"/>
+          <v:rect id="_x0000_i1134" style="width:0;height:1.5pt" o:hralign="center" o:hrstd="t" o:hr="t" fillcolor="#a0a0a0" stroked="f"/>
         </w:pict>
       </w:r>
     </w:p>
@@ -1939,7 +1939,7 @@
     <w:p>
       <w:r>
         <w:pict w14:anchorId="11C21F54">
-          <v:rect id="_x0000_i1039" style="width:0;height:1.5pt" o:hralign="center" o:hrstd="t" o:hr="t" fillcolor="#a0a0a0" stroked="f"/>
+          <v:rect id="_x0000_i1135" style="width:0;height:1.5pt" o:hralign="center" o:hrstd="t" o:hr="t" fillcolor="#a0a0a0" stroked="f"/>
         </w:pict>
       </w:r>
     </w:p>
@@ -2081,7 +2081,7 @@
     <w:p>
       <w:r>
         <w:pict w14:anchorId="5F38A0EC">
-          <v:rect id="_x0000_i1040" style="width:0;height:1.5pt" o:hralign="center" o:hrstd="t" o:hr="t" fillcolor="#a0a0a0" stroked="f"/>
+          <v:rect id="_x0000_i1136" style="width:0;height:1.5pt" o:hralign="center" o:hrstd="t" o:hr="t" fillcolor="#a0a0a0" stroked="f"/>
         </w:pict>
       </w:r>
     </w:p>
@@ -6472,7 +6472,6 @@
   <w:style w:type="character" w:default="1" w:styleId="DefaultParagraphFont">
     <w:name w:val="Default Paragraph Font"/>
     <w:uiPriority w:val="1"/>
-    <w:semiHidden/>
     <w:unhideWhenUsed/>
   </w:style>
   <w:style w:type="table" w:default="1" w:styleId="TableNormal">
